--- a/Lab0/ИСП-34_ЮсуповСергейТагирович_Лабораторная работа №0..docx
+++ b/Lab0/ИСП-34_ЮсуповСергейТагирович_Лабораторная работа №0..docx
@@ -30,6 +30,7 @@
         <w:t xml:space="preserve"> с использованием </w:t>
       </w:r>
       <w:hyperlink r:id="rId4" w:history="1">
+        <w:proofErr w:type="spellStart"/>
         <w:r>
           <w:rPr>
             <w:rStyle w:val="ac"/>
@@ -39,8 +40,57 @@
             <w:sz w:val="28"/>
             <w:szCs w:val="28"/>
           </w:rPr>
-          <w:t>Learn Git Branching</w:t>
+          <w:t>Learn</w:t>
         </w:r>
+        <w:proofErr w:type="spellEnd"/>
+        <w:r>
+          <w:rPr>
+            <w:rStyle w:val="ac"/>
+            <w:rFonts w:ascii="Times New Roman" w:hAnsi="Times New Roman" w:cs="Times New Roman"/>
+            <w:b/>
+            <w:bCs/>
+            <w:sz w:val="28"/>
+            <w:szCs w:val="28"/>
+          </w:rPr>
+          <w:t xml:space="preserve"> </w:t>
+        </w:r>
+        <w:proofErr w:type="spellStart"/>
+        <w:r>
+          <w:rPr>
+            <w:rStyle w:val="ac"/>
+            <w:rFonts w:ascii="Times New Roman" w:hAnsi="Times New Roman" w:cs="Times New Roman"/>
+            <w:b/>
+            <w:bCs/>
+            <w:sz w:val="28"/>
+            <w:szCs w:val="28"/>
+          </w:rPr>
+          <w:t>Git</w:t>
+        </w:r>
+        <w:proofErr w:type="spellEnd"/>
+        <w:r>
+          <w:rPr>
+            <w:rStyle w:val="ac"/>
+            <w:rFonts w:ascii="Times New Roman" w:hAnsi="Times New Roman" w:cs="Times New Roman"/>
+            <w:b/>
+            <w:bCs/>
+            <w:sz w:val="28"/>
+            <w:szCs w:val="28"/>
+          </w:rPr>
+          <w:t xml:space="preserve"> </w:t>
+        </w:r>
+        <w:proofErr w:type="spellStart"/>
+        <w:r>
+          <w:rPr>
+            <w:rStyle w:val="ac"/>
+            <w:rFonts w:ascii="Times New Roman" w:hAnsi="Times New Roman" w:cs="Times New Roman"/>
+            <w:b/>
+            <w:bCs/>
+            <w:sz w:val="28"/>
+            <w:szCs w:val="28"/>
+          </w:rPr>
+          <w:t>Branching</w:t>
+        </w:r>
+        <w:proofErr w:type="spellEnd"/>
       </w:hyperlink>
     </w:p>
     <w:p>
@@ -300,50 +350,50 @@
           <w:rFonts w:ascii="Times New Roman" w:hAnsi="Times New Roman" w:cs="Times New Roman"/>
           <w:sz w:val="28"/>
           <w:szCs w:val="28"/>
+        </w:rPr>
+      </w:pPr>
+    </w:p>
+    <w:p>
+      <w:pPr>
+        <w:jc w:val="center"/>
+        <w:rPr>
+          <w:rFonts w:ascii="Times New Roman" w:hAnsi="Times New Roman" w:cs="Times New Roman"/>
+          <w:sz w:val="28"/>
+          <w:szCs w:val="28"/>
+        </w:rPr>
+      </w:pPr>
+      <w:r>
+        <w:rPr>
+          <w:rFonts w:ascii="Times New Roman" w:hAnsi="Times New Roman" w:cs="Times New Roman"/>
+          <w:sz w:val="28"/>
+          <w:szCs w:val="28"/>
+        </w:rPr>
+        <w:t>11.09.2026</w:t>
+      </w:r>
+      <w:r>
+        <w:rPr>
+          <w:rFonts w:ascii="Times New Roman" w:hAnsi="Times New Roman" w:cs="Times New Roman"/>
+          <w:sz w:val="28"/>
+          <w:szCs w:val="28"/>
           <w:lang w:val="en-US"/>
         </w:rPr>
-      </w:pPr>
-    </w:p>
-    <w:p>
-      <w:pPr>
-        <w:jc w:val="center"/>
-        <w:rPr>
-          <w:rFonts w:ascii="Times New Roman" w:hAnsi="Times New Roman" w:cs="Times New Roman"/>
-          <w:sz w:val="28"/>
-          <w:szCs w:val="28"/>
-        </w:rPr>
-      </w:pPr>
-      <w:r>
-        <w:rPr>
-          <w:rFonts w:ascii="Times New Roman" w:hAnsi="Times New Roman" w:cs="Times New Roman"/>
-          <w:sz w:val="28"/>
-          <w:szCs w:val="28"/>
-        </w:rPr>
-        <w:t>11.09.2026</w:t>
-      </w:r>
-      <w:r>
+        <w:br w:type="page"/>
+      </w:r>
+    </w:p>
+    <w:p>
+      <w:pPr>
+        <w:jc w:val="center"/>
         <w:rPr>
           <w:rFonts w:ascii="Times New Roman" w:hAnsi="Times New Roman" w:cs="Times New Roman"/>
           <w:sz w:val="28"/>
           <w:szCs w:val="28"/>
           <w:lang w:val="en-US"/>
         </w:rPr>
-        <w:br w:type="page"/>
-      </w:r>
-    </w:p>
-    <w:p>
-      <w:pPr>
-        <w:jc w:val="center"/>
-        <w:rPr>
-          <w:rFonts w:ascii="Times New Roman" w:hAnsi="Times New Roman" w:cs="Times New Roman"/>
-          <w:sz w:val="28"/>
-          <w:szCs w:val="28"/>
-          <w:lang w:val="en-US"/>
-        </w:rPr>
-      </w:pPr>
-      <w:r>
-        <w:rPr>
-          <w:rFonts w:ascii="Times New Roman" w:hAnsi="Times New Roman" w:cs="Times New Roman"/>
+      </w:pPr>
+      <w:r>
+        <w:rPr>
+          <w:rFonts w:ascii="Times New Roman" w:hAnsi="Times New Roman" w:cs="Times New Roman"/>
+          <w:noProof/>
           <w:sz w:val="28"/>
           <w:szCs w:val="28"/>
           <w:lang w:val="en-US"/>
@@ -442,6 +492,7 @@
       <w:r>
         <w:rPr>
           <w:rFonts w:ascii="Times New Roman" w:hAnsi="Times New Roman" w:cs="Times New Roman"/>
+          <w:noProof/>
           <w:sz w:val="28"/>
           <w:szCs w:val="28"/>
           <w:lang w:val="en-US"/>
@@ -654,6 +705,7 @@
           <w:rFonts w:ascii="Times New Roman" w:hAnsi="Times New Roman" w:cs="Times New Roman"/>
           <w:sz w:val="28"/>
           <w:szCs w:val="28"/>
+          <w:lang w:val="en-US"/>
         </w:rPr>
       </w:pPr>
       <w:r>
@@ -673,6 +725,134 @@
         </w:rPr>
         <w:t>rebase</w:t>
       </w:r>
+    </w:p>
+    <w:p>
+      <w:pPr>
+        <w:rPr>
+          <w:rFonts w:ascii="Times New Roman" w:hAnsi="Times New Roman" w:cs="Times New Roman"/>
+          <w:sz w:val="28"/>
+          <w:szCs w:val="28"/>
+          <w:lang w:val="en-US"/>
+        </w:rPr>
+      </w:pPr>
+      <w:r>
+        <w:rPr>
+          <w:rFonts w:ascii="Times New Roman" w:hAnsi="Times New Roman" w:cs="Times New Roman"/>
+          <w:sz w:val="28"/>
+          <w:szCs w:val="28"/>
+          <w:lang w:val="en-US"/>
+        </w:rPr>
+        <w:br w:type="page"/>
+      </w:r>
+    </w:p>
+    <w:p>
+      <w:pPr>
+        <w:jc w:val="center"/>
+        <w:rPr>
+          <w:rFonts w:ascii="Times New Roman" w:hAnsi="Times New Roman" w:cs="Times New Roman"/>
+          <w:sz w:val="28"/>
+          <w:szCs w:val="28"/>
+        </w:rPr>
+      </w:pPr>
+      <w:r>
+        <w:rPr>
+          <w:rFonts w:ascii="Times New Roman" w:hAnsi="Times New Roman" w:cs="Times New Roman"/>
+          <w:sz w:val="28"/>
+          <w:szCs w:val="28"/>
+        </w:rPr>
+        <w:lastRenderedPageBreak/>
+        <w:t>Заключение</w:t>
+      </w:r>
+    </w:p>
+    <w:p>
+      <w:pPr>
+        <w:jc w:val="both"/>
+        <w:rPr>
+          <w:rFonts w:ascii="Times New Roman" w:hAnsi="Times New Roman" w:cs="Times New Roman"/>
+          <w:sz w:val="28"/>
+          <w:szCs w:val="28"/>
+        </w:rPr>
+      </w:pPr>
+      <w:r>
+        <w:rPr>
+          <w:rFonts w:ascii="Times New Roman" w:hAnsi="Times New Roman" w:cs="Times New Roman"/>
+          <w:sz w:val="28"/>
+          <w:szCs w:val="28"/>
+        </w:rPr>
+        <w:t xml:space="preserve">Итогом выполнения лабораторной работы №0 стало освоение фундаментальных инструментов </w:t>
+      </w:r>
+      <w:proofErr w:type="spellStart"/>
+      <w:r>
+        <w:rPr>
+          <w:rFonts w:ascii="Times New Roman" w:hAnsi="Times New Roman" w:cs="Times New Roman"/>
+          <w:sz w:val="28"/>
+          <w:szCs w:val="28"/>
+        </w:rPr>
+        <w:t>Git</w:t>
+      </w:r>
+      <w:proofErr w:type="spellEnd"/>
+      <w:r>
+        <w:rPr>
+          <w:rFonts w:ascii="Times New Roman" w:hAnsi="Times New Roman" w:cs="Times New Roman"/>
+          <w:sz w:val="28"/>
+          <w:szCs w:val="28"/>
+        </w:rPr>
+        <w:t xml:space="preserve">. В ходе практики были отработаны базовые операции (инициализация, индексация, коммиты, </w:t>
+      </w:r>
+      <w:proofErr w:type="spellStart"/>
+      <w:r>
+        <w:rPr>
+          <w:rFonts w:ascii="Times New Roman" w:hAnsi="Times New Roman" w:cs="Times New Roman"/>
+          <w:sz w:val="28"/>
+          <w:szCs w:val="28"/>
+        </w:rPr>
+        <w:t>пуш</w:t>
+      </w:r>
+      <w:proofErr w:type="spellEnd"/>
+      <w:r>
+        <w:rPr>
+          <w:rFonts w:ascii="Times New Roman" w:hAnsi="Times New Roman" w:cs="Times New Roman"/>
+          <w:sz w:val="28"/>
+          <w:szCs w:val="28"/>
+        </w:rPr>
+        <w:t xml:space="preserve">) и закреплен навык создания атомарных коммитов. Изучены теоретические различия между централизованными и распределенными системами контроля версий. С помощью интерактивного тренажера наглядно продемонстрированы процессы ветвления и слияния. Созданный репозиторий полностью соответствует установленным требованиям: структура выдержана, история изменений логически разделена, отчет подкреплен необходимыми доказательствами. Полученные знания стали базой для дальнейшей работы с </w:t>
+      </w:r>
+      <w:proofErr w:type="spellStart"/>
+      <w:r>
+        <w:rPr>
+          <w:rFonts w:ascii="Times New Roman" w:hAnsi="Times New Roman" w:cs="Times New Roman"/>
+          <w:sz w:val="28"/>
+          <w:szCs w:val="28"/>
+        </w:rPr>
+        <w:t>Git</w:t>
+      </w:r>
+      <w:proofErr w:type="spellEnd"/>
+      <w:r>
+        <w:rPr>
+          <w:rFonts w:ascii="Times New Roman" w:hAnsi="Times New Roman" w:cs="Times New Roman"/>
+          <w:sz w:val="28"/>
+          <w:szCs w:val="28"/>
+        </w:rPr>
+        <w:t xml:space="preserve"> в командной разработке</w:t>
+      </w:r>
+      <w:r>
+        <w:rPr>
+          <w:rFonts w:ascii="Times New Roman" w:hAnsi="Times New Roman" w:cs="Times New Roman"/>
+          <w:sz w:val="28"/>
+          <w:szCs w:val="28"/>
+        </w:rPr>
+        <w:t>.</w:t>
+      </w:r>
+    </w:p>
+    <w:p>
+      <w:pPr>
+        <w:jc w:val="center"/>
+        <w:rPr>
+          <w:rFonts w:ascii="Times New Roman" w:hAnsi="Times New Roman" w:cs="Times New Roman"/>
+          <w:sz w:val="28"/>
+          <w:szCs w:val="28"/>
+        </w:rPr>
+      </w:pPr>
     </w:p>
     <w:sectPr>
       <w:pgSz w:w="11906" w:h="16838"/>
